--- a/klagomål/A 19604-2025 FSC-klagomål.docx
+++ b/klagomål/A 19604-2025 FSC-klagomål.docx
@@ -662,7 +662,7 @@
     <w:r>
       <w:tab/>
       <w:tab/>
-      <w:t>2025-05-03</w:t>
+      <w:t>2025-05-04</w:t>
       <w:br/>
       <w:br/>
     </w:r>

--- a/klagomål/A 19604-2025 FSC-klagomål.docx
+++ b/klagomål/A 19604-2025 FSC-klagomål.docx
@@ -662,7 +662,7 @@
     <w:r>
       <w:tab/>
       <w:tab/>
-      <w:t>2025-05-04</w:t>
+      <w:t>2025-05-06</w:t>
       <w:br/>
       <w:br/>
     </w:r>

--- a/klagomål/A 19604-2025 FSC-klagomål.docx
+++ b/klagomål/A 19604-2025 FSC-klagomål.docx
@@ -662,7 +662,7 @@
     <w:r>
       <w:tab/>
       <w:tab/>
-      <w:t>2025-05-06</w:t>
+      <w:t>2025-05-07</w:t>
       <w:br/>
       <w:br/>
     </w:r>

--- a/klagomål/A 19604-2025 FSC-klagomål.docx
+++ b/klagomål/A 19604-2025 FSC-klagomål.docx
@@ -662,7 +662,7 @@
     <w:r>
       <w:tab/>
       <w:tab/>
-      <w:t>2025-05-07</w:t>
+      <w:t>2025-05-08</w:t>
       <w:br/>
       <w:br/>
     </w:r>

--- a/klagomål/A 19604-2025 FSC-klagomål.docx
+++ b/klagomål/A 19604-2025 FSC-klagomål.docx
@@ -662,7 +662,7 @@
     <w:r>
       <w:tab/>
       <w:tab/>
-      <w:t>2025-05-08</w:t>
+      <w:t>2025-05-09</w:t>
       <w:br/>
       <w:br/>
     </w:r>

--- a/klagomål/A 19604-2025 FSC-klagomål.docx
+++ b/klagomål/A 19604-2025 FSC-klagomål.docx
@@ -662,7 +662,7 @@
     <w:r>
       <w:tab/>
       <w:tab/>
-      <w:t>2025-05-09</w:t>
+      <w:t>2025-05-10</w:t>
       <w:br/>
       <w:br/>
     </w:r>

--- a/klagomål/A 19604-2025 FSC-klagomål.docx
+++ b/klagomål/A 19604-2025 FSC-klagomål.docx
@@ -662,7 +662,7 @@
     <w:r>
       <w:tab/>
       <w:tab/>
-      <w:t>2025-05-10</w:t>
+      <w:t>2025-05-11</w:t>
       <w:br/>
       <w:br/>
     </w:r>

--- a/klagomål/A 19604-2025 FSC-klagomål.docx
+++ b/klagomål/A 19604-2025 FSC-klagomål.docx
@@ -662,7 +662,7 @@
     <w:r>
       <w:tab/>
       <w:tab/>
-      <w:t>2025-05-11</w:t>
+      <w:t>2025-05-12</w:t>
       <w:br/>
       <w:br/>
     </w:r>

--- a/klagomål/A 19604-2025 FSC-klagomål.docx
+++ b/klagomål/A 19604-2025 FSC-klagomål.docx
@@ -662,7 +662,7 @@
     <w:r>
       <w:tab/>
       <w:tab/>
-      <w:t>2025-05-12</w:t>
+      <w:t>2025-05-13</w:t>
       <w:br/>
       <w:br/>
     </w:r>

--- a/klagomål/A 19604-2025 FSC-klagomål.docx
+++ b/klagomål/A 19604-2025 FSC-klagomål.docx
@@ -662,7 +662,7 @@
     <w:r>
       <w:tab/>
       <w:tab/>
-      <w:t>2025-05-13</w:t>
+      <w:t>2025-05-14</w:t>
       <w:br/>
       <w:br/>
     </w:r>

--- a/klagomål/A 19604-2025 FSC-klagomål.docx
+++ b/klagomål/A 19604-2025 FSC-klagomål.docx
@@ -662,7 +662,7 @@
     <w:r>
       <w:tab/>
       <w:tab/>
-      <w:t>2025-05-14</w:t>
+      <w:t>2025-05-15</w:t>
       <w:br/>
       <w:br/>
     </w:r>

--- a/klagomål/A 19604-2025 FSC-klagomål.docx
+++ b/klagomål/A 19604-2025 FSC-klagomål.docx
@@ -662,7 +662,7 @@
     <w:r>
       <w:tab/>
       <w:tab/>
-      <w:t>2025-05-15</w:t>
+      <w:t>2025-05-16</w:t>
       <w:br/>
       <w:br/>
     </w:r>

--- a/klagomål/A 19604-2025 FSC-klagomål.docx
+++ b/klagomål/A 19604-2025 FSC-klagomål.docx
@@ -662,7 +662,7 @@
     <w:r>
       <w:tab/>
       <w:tab/>
-      <w:t>2025-05-16</w:t>
+      <w:t>2025-05-17</w:t>
       <w:br/>
       <w:br/>
     </w:r>

--- a/klagomål/A 19604-2025 FSC-klagomål.docx
+++ b/klagomål/A 19604-2025 FSC-klagomål.docx
@@ -662,7 +662,7 @@
     <w:r>
       <w:tab/>
       <w:tab/>
-      <w:t>2025-05-17</w:t>
+      <w:t>2025-05-18</w:t>
       <w:br/>
       <w:br/>
     </w:r>

--- a/klagomål/A 19604-2025 FSC-klagomål.docx
+++ b/klagomål/A 19604-2025 FSC-klagomål.docx
@@ -662,7 +662,7 @@
     <w:r>
       <w:tab/>
       <w:tab/>
-      <w:t>2025-05-18</w:t>
+      <w:t>2025-05-19</w:t>
       <w:br/>
       <w:br/>
     </w:r>

--- a/klagomål/A 19604-2025 FSC-klagomål.docx
+++ b/klagomål/A 19604-2025 FSC-klagomål.docx
@@ -662,7 +662,7 @@
     <w:r>
       <w:tab/>
       <w:tab/>
-      <w:t>2025-05-19</w:t>
+      <w:t>2025-05-20</w:t>
       <w:br/>
       <w:br/>
     </w:r>

--- a/klagomål/A 19604-2025 FSC-klagomål.docx
+++ b/klagomål/A 19604-2025 FSC-klagomål.docx
@@ -662,7 +662,7 @@
     <w:r>
       <w:tab/>
       <w:tab/>
-      <w:t>2025-05-20</w:t>
+      <w:t>2025-05-21</w:t>
       <w:br/>
       <w:br/>
     </w:r>

--- a/klagomål/A 19604-2025 FSC-klagomål.docx
+++ b/klagomål/A 19604-2025 FSC-klagomål.docx
@@ -662,7 +662,7 @@
     <w:r>
       <w:tab/>
       <w:tab/>
-      <w:t>2025-05-21</w:t>
+      <w:t>2025-05-22</w:t>
       <w:br/>
       <w:br/>
     </w:r>

--- a/klagomål/A 19604-2025 FSC-klagomål.docx
+++ b/klagomål/A 19604-2025 FSC-klagomål.docx
@@ -662,7 +662,7 @@
     <w:r>
       <w:tab/>
       <w:tab/>
-      <w:t>2025-05-22</w:t>
+      <w:t>2025-05-23</w:t>
       <w:br/>
       <w:br/>
     </w:r>

--- a/klagomål/A 19604-2025 FSC-klagomål.docx
+++ b/klagomål/A 19604-2025 FSC-klagomål.docx
@@ -662,7 +662,7 @@
     <w:r>
       <w:tab/>
       <w:tab/>
-      <w:t>2025-05-23</w:t>
+      <w:t>2025-05-24</w:t>
       <w:br/>
       <w:br/>
     </w:r>

--- a/klagomål/A 19604-2025 FSC-klagomål.docx
+++ b/klagomål/A 19604-2025 FSC-klagomål.docx
@@ -662,7 +662,7 @@
     <w:r>
       <w:tab/>
       <w:tab/>
-      <w:t>2025-05-24</w:t>
+      <w:t>2025-05-25</w:t>
       <w:br/>
       <w:br/>
     </w:r>

--- a/klagomål/A 19604-2025 FSC-klagomål.docx
+++ b/klagomål/A 19604-2025 FSC-klagomål.docx
@@ -662,7 +662,7 @@
     <w:r>
       <w:tab/>
       <w:tab/>
-      <w:t>2025-05-25</w:t>
+      <w:t>2025-05-26</w:t>
       <w:br/>
       <w:br/>
     </w:r>

--- a/klagomål/A 19604-2025 FSC-klagomål.docx
+++ b/klagomål/A 19604-2025 FSC-klagomål.docx
@@ -662,7 +662,7 @@
     <w:r>
       <w:tab/>
       <w:tab/>
-      <w:t>2025-05-26</w:t>
+      <w:t>2025-05-27</w:t>
       <w:br/>
       <w:br/>
     </w:r>

--- a/klagomål/A 19604-2025 FSC-klagomål.docx
+++ b/klagomål/A 19604-2025 FSC-klagomål.docx
@@ -662,7 +662,7 @@
     <w:r>
       <w:tab/>
       <w:tab/>
-      <w:t>2025-05-27</w:t>
+      <w:t>2025-05-30</w:t>
       <w:br/>
       <w:br/>
     </w:r>

--- a/klagomål/A 19604-2025 FSC-klagomål.docx
+++ b/klagomål/A 19604-2025 FSC-klagomål.docx
@@ -662,7 +662,7 @@
     <w:r>
       <w:tab/>
       <w:tab/>
-      <w:t>2025-05-30</w:t>
+      <w:t>2025-06-01</w:t>
       <w:br/>
       <w:br/>
     </w:r>

--- a/klagomål/A 19604-2025 FSC-klagomål.docx
+++ b/klagomål/A 19604-2025 FSC-klagomål.docx
@@ -163,7 +163,7 @@
         <w:pStyle w:val="Title"/>
       </w:pPr>
       <w:r>
-        <w:t>Inledande FSC- /PEFC-klagomål – information om höga naturvärden i avverkningsanmälan A 19604-2025 i Strömsunds kommun</w:t>
+        <w:t>Inledande FSC- /PEFC-klagomål – information om höga naturvärden och fridlysta arter i avverkningsanmälan A 19604-2025 i Strömsunds kommun</w:t>
       </w:r>
     </w:p>
     <w:p>
@@ -173,7 +173,7 @@
     </w:p>
     <w:p>
       <w:r>
-        <w:t>Nedan presenteras fynd av naturvårdsarter som gjorts i det avverkningsanmälda området, samt relevanta utdrag ur standarderna för FSC, Chain of Custody, Controlled Wood och PEFC.</w:t>
+        <w:t>Nedan presenteras fynd av naturvårdsarter och fridlysta arter som gjorts i det avverkningsanmälda området, samt relevanta utdrag ur standarderna för FSC, Chain of Custody, Controlled Wood och PEFC. I BILAGA 1 finns artfakta om fridlysta och rödlistade arter.</w:t>
       </w:r>
     </w:p>
     <w:p>
@@ -191,7 +191,7 @@
     </w:p>
     <w:p>
       <w:r>
-        <w:t>I avverkningsanmälan har följande 1 naturvårdsarter hittats: dvärgbägarlav (NT). Av dessa är 1 rödlistade. För rödlistade arter har rödlistekategorin angivits inom parentes.</w:t>
+        <w:t>I avverkningsanmälan har följande 22 naturvårdsarter hittats: fläckporing (VU), gräddporing (VU), blågrå svartspik (NT), brunpudrad nållav (NT), dvärgbägarlav (NT), gammelgransskål (NT), garnlav (NT), kolflarnlav (NT), kortskaftad ärgspik (NT), lunglav (NT), mörk kolflarnlav (NT), nordtagging (NT), skrovellav (NT), tretåig hackspett (NT, §4), ullticka (NT), vedflamlav (NT), vedskivlav (NT), vedtrappmossa (NT), vitgrynig nållav (NT), dropptaggsvamp (S), rostfläck (S) och skinnlav (S). Av dessa är 19 rödlistade. För rödlistade arter har rödlistekategorin angivits inom parentes. Arter som är signalarter enligt Skogsstyrelsen har markerats med (S). För fridlysta arter anges även paragrafen i Artskyddsförordningen som arten är fridlyst enligt.</w:t>
       </w:r>
     </w:p>
     <w:p>
@@ -206,7 +206,7 @@
       <w:r>
         <w:drawing>
           <wp:inline xmlns:a="http://schemas.openxmlformats.org/drawingml/2006/main" xmlns:pic="http://schemas.openxmlformats.org/drawingml/2006/picture">
-            <wp:extent cx="5486400" cy="4579391"/>
+            <wp:extent cx="5486400" cy="4463016"/>
             <wp:docPr id="1" name="Picture 1"/>
             <wp:cNvGraphicFramePr>
               <a:graphicFrameLocks noChangeAspect="1"/>
@@ -227,7 +227,7 @@
                   <pic:spPr>
                     <a:xfrm>
                       <a:off x="0" y="0"/>
-                      <a:ext cx="5486400" cy="4579391"/>
+                      <a:ext cx="5486400" cy="4463016"/>
                     </a:xfrm>
                     <a:prstGeom prst="rect"/>
                   </pic:spPr>
@@ -251,10 +251,235 @@
         <w:rPr>
           <w:b/>
         </w:rPr>
+        <w:t>Blågrå svartspik (NT)</w:t>
+      </w:r>
+      <w:r>
+        <w:t xml:space="preserve"> växer på torr, hård ved av gamla, solbelysta torrakor, högstubbar av tall och grova döda grenar på levande tallar i öppna bestånd av naturskogskaraktär. Nästan alltid rör det sig om tjärrika torrträd och högstubbar (töreved, keloträd) som kan vara en bra bit över hundra år, i vissa fall sannolikt hundratals år gamla. Skogsbruk är idag det allvarligaste hotet. Ett långsiktigt hot är att nybildningen av gamla torrakor och högstubbar är en långsam process vilken ofta är beroende av skogsbrand. Nytt substrat bildas numera sannolikt nästan inte alls då antalet naturliga skogsbränder har minskat drastiskt på grund av effektivare brandbekämpning. Döda träd som lämnas efter avverkning är inte lämpliga för arten, eftersom dessa träd inte varit utsatta för skogsbrand och bildat tjärrik ved. Skogsbruksåtgärder på eller i närheten av växtplatserna bör undvikas. Naturskogsartade skogar med förekomst av arten indikerar höga biologiska värden och bör bevaras. Blågrå svartspik har en mycket begränsad utbredning utanför de nordiska länderna varför dessa länder har ett speciellt ansvar för arten (SLU Artdatabanken, 2024).</w:t>
+      </w:r>
+    </w:p>
+    <w:p>
+      <w:r>
+        <w:rPr>
+          <w:b/>
+        </w:rPr>
+        <w:t>Brunpudrad nållav (NT)</w:t>
+      </w:r>
+      <w:r>
+        <w:t xml:space="preserve"> är beroende av hög, jämn luftfuktighet och kan påträffas i fuktiga skogar av naturskogskaraktär, ofta i sumpgranskog eller andra sumpskogar. Arten är placerad högst upp i Skogsstyrelsens värdepyramid för bedömning av skog med höga naturvärden och förekomster bör undantas från skogsbruksåtgärder (SLU Artdatabanken, 2024; Nitare &amp; Skogsstyrelsen, 2019).</w:t>
+      </w:r>
+    </w:p>
+    <w:p>
+      <w:r>
+        <w:rPr>
+          <w:b/>
+        </w:rPr>
         <w:t>Dvärgbägarlav (NT)</w:t>
       </w:r>
       <w:r>
         <w:t xml:space="preserve"> förekommer över hela Sverige på gammal hård ved, huvudsakligen på tall men i södra Sverige även på ek. Veden utgörs framförallt av grova stubbar, lågor och grenar. Substratet har blivit sällsyntare och nybildning av substrat sker bara i begränsad omfattning. Arten hotas av att grova lågor blir allt sällsyntare i dagens kulturskogar samt att nybildningen av lämpliga substrat går mycket långsamt. En riklig tillgång på gamla tall- eller eklågor måste säkerställas på artens lokaler (SLU Artdatabanken, 2024; Nitare &amp; Skogsstyrelsen, 2019).</w:t>
+      </w:r>
+    </w:p>
+    <w:p>
+      <w:r>
+        <w:rPr>
+          <w:b/>
+        </w:rPr>
+        <w:t>Fläckporing (VU)</w:t>
+      </w:r>
+      <w:r>
+        <w:t xml:space="preserve"> är en mycket bra signalart som visar på tallnaturskogar med höga naturvärden. Den är placerad högst upp i Skogsstyrelsens värdepyramid för bedömning av skog med höga naturvärden och indikerar områden som är mer eller mindre opåverkade av skogsbruk och där det funnits en kontinuitet av tallågor i olika nedbrytningsstadier. För att på lång sikt bibehålla livskraftiga populationer i ett område behövs troligen större skyddade områden som tillåter att man upprätthåller en naturlig branddynamik (SLU Artdatabanken, 2024; Nitare &amp; Skogsstyrelsen, 2019).</w:t>
+      </w:r>
+    </w:p>
+    <w:p>
+      <w:r>
+        <w:rPr>
+          <w:b/>
+        </w:rPr>
+        <w:t>Gammelgransskål (NT)</w:t>
+      </w:r>
+      <w:r>
+        <w:t xml:space="preserve"> är en liten skålsvamp som växer på gamla granar med skrovlig bark. Typiska växtplatser är gransumpskog i myrkanter, bäckdråg, bäckraviner och skuggiga bergssluttningar, men också skog på torrare mark kan hysa arten om beståndet har stark naturskogskaraktär. Bestånd med arten bör behandlas som nyckelbiotoper och sparas vid en slutavverkning. Även gallring bör undvikas (SLU Artdatabanken, 2024; Nitare &amp; Skogsstyrelsen, 2019).</w:t>
+      </w:r>
+    </w:p>
+    <w:p>
+      <w:r>
+        <w:rPr>
+          <w:b/>
+        </w:rPr>
+        <w:t>Garnlav (NT)</w:t>
+      </w:r>
+      <w:r>
+        <w:t xml:space="preserve"> är en utpräglad barrskogsart som ibland kan drapera träden i norrländska grannaturskogar med hög luftfuktighet. Den förekommer även i talldominerade bestånd där den, förutom i trädens grenverk, påträffas hängande över ojämnheter i tallbarken. Arten har minskat starkt i södra och mellersta Sverige och den minskar även i sitt nordliga utbredningsområde. Orsaken till tillbakagången beror främst på slutavverkningar av naturskogsartade skogar. Bestånd med riklig förekomst bör regelmässigt sparas. Garnlav är värdväxt för den mycket sällsynta och akut hotade fjärilen barrskogslavfly (CR) som hör hemma i boreala barrskogar med riklig förekomst av värdväxten. Tidigare kunde arten konstateras årligen på flera platser vid Dala-Floda i Dalarna innan lokalerna kalavverkades. Senaste fyndet i landet av barrskogslavfly är från år 2000 då den påträffades vid Högberget i Sollefteå kommun (SLU Artdatabanken, 2024).</w:t>
+      </w:r>
+    </w:p>
+    <w:p>
+      <w:r>
+        <w:rPr>
+          <w:b/>
+        </w:rPr>
+        <w:t>Gräddporing (VU)</w:t>
+      </w:r>
+      <w:r>
+        <w:t xml:space="preserve"> växer nästan enbart i urskogsartad barrskog på gamla, kraftigt murkna, grova och mossbelupna tallågor i något fuktiga och skuggiga lägen. Arten är placerad högst upp i Skogsstyrelsens värdepyramid för bedömning av skog med höga naturvärden och indikerar gamla och relativt orörda tallnaturskogar med höga naturvärden där det under låg tid kontinuerligt funnits inslag av grova tallågor. För att på sikt hejda artens vikande trend behöver merparten av gräddporingens nu kända växtplatser undantas från skogsbruk (SLU Artdatabanken, 2024; Nitare &amp; Skogsstyrelsen, 2019).</w:t>
+      </w:r>
+    </w:p>
+    <w:p>
+      <w:r>
+        <w:rPr>
+          <w:b/>
+        </w:rPr>
+        <w:t>Kolflarnlav (NT)</w:t>
+      </w:r>
+      <w:r>
+        <w:t xml:space="preserve"> är brandberoende och växer nästan uteslutande på kolad hård kärnved av tall. Etableringen verkar ske först 100–300 år efter brand och nytt substrat nybildas i mycket begränsad omfattning. Avverkning av tallskog av naturskogskaraktär med spår av återkommande bränder är ett hot och mängden lämplig ved att växa på för arten minskar dels på grund av naturlig nedbrytning men framförallt på grund av att det förstörs i samband med slutavverkningar, gallringar och markberedning. Såväl kolflarnlav som mörk kolflarnlav har glänsande bålfjäll och förekommer främst i tall- och blandbarrskogar av naturskogskaraktär med spår av återkommande bränder. Skogar som dessa hyser höga biologiska värden och bör skyddas (SLU Artdatabanken, 2024).</w:t>
+      </w:r>
+    </w:p>
+    <w:p>
+      <w:r>
+        <w:rPr>
+          <w:b/>
+        </w:rPr>
+        <w:t>Kortskaftad ärgspik (NT)</w:t>
+      </w:r>
+      <w:r>
+        <w:t xml:space="preserve"> förekommer i barrträdsdominerade skogar och växer nästan uteslutande på tallved. Den föredrar gamla högstubbar i fuktig och halvöppen miljö, t.ex. i myrkanter, sumpskog och brandpräglad skog. Arten indikerar kontinuerlig tillgång till gamla högstubbar i kombination med hög och jämn luftfuktighet. Skogsbruk på lokaler med kortskaftad ärgspik utgör ett hot. På lång sikt bildas färre lämpliga substrat än vad som försvinner. Avverkning av barrträdsdominerade bestånd av naturskogskaraktär utgör ett långsiktigt hot. Naturskogsartade bestånd med riklig förekomst av gamla och grova tallhögstubbar bör undantas från skogsbruk (SLU Artdatabanken, 2024).</w:t>
+      </w:r>
+    </w:p>
+    <w:p>
+      <w:r>
+        <w:rPr>
+          <w:b/>
+        </w:rPr>
+        <w:t>Lunglav (NT)</w:t>
+      </w:r>
+      <w:r>
+        <w:t xml:space="preserve"> är en av vårt lands främsta signalarter som överallt indikerar gamla lövträd, skogsbestånd med höga naturvärden och ekosystem med lång skoglig kontinuitet. Lokalt kan förekomsten vara mycket riklig men den hittas nästan enbart i gamla och ej slutavverkade skogar. Artens samtliga förekomster bör uppmärksammas från naturvårdssynpunkt, då många lokaler även hyser andra ovanliga och rödlistade arter. Rikliga förekomster bör skyddas med biotopskydd, frivilliga avsättningar eller reservat (SLU Artdatabanken, 2024; Nitare &amp; Skogsstyrelsen, 2019).</w:t>
+      </w:r>
+    </w:p>
+    <w:p>
+      <w:r>
+        <w:rPr>
+          <w:b/>
+        </w:rPr>
+        <w:t>Mörk kolflarnlav (NT)</w:t>
+      </w:r>
+      <w:r>
+        <w:t xml:space="preserve"> är brandberoende och växer nästan uteslutande på kolad hård kärnved av tall. Arten förekommer främst i glesa, öppna tall- och blandbarrskogar av naturskogskaraktär och etableringen verkar ske sent efter brand, kanske först efter 100–300 år. Mörk kolflarnlav indikerar skog med höga naturvärden och vanligast är att den påträffas på rester av nedbrunna torrakor och högstubbar och lågstubbar som är så grova att hela innandömet är urbränt. Tall- och blandbarrskogar av naturskogskaraktär med spår av återkommande bränder hyser höga biologiska värden och bör skyddas (SLU Artdatabanken, 2024).</w:t>
+      </w:r>
+    </w:p>
+    <w:p>
+      <w:r>
+        <w:rPr>
+          <w:b/>
+        </w:rPr>
+        <w:t>Nordtagging (NT)</w:t>
+      </w:r>
+      <w:r>
+        <w:t xml:space="preserve"> växer främst på tallågor av grövre dimensioner och påträffas huvudsakligen i äldre skog som inte kalavverkats. Nordtaggingen missgynnas av att områden med äldre tallskog har minskat starkt. Bekämpning av skogsbränder, samtidigt som skogsbruket omvandlar naturligt glesa tallbestånd till likartade och betydligt tätare bestånd, har missgynnat arten. Bristen på gamla tallågor utgör på sikt ett allvarligt hot och återskapandet av lämpliga biotoper tar mycket lång tid. Områden med olikåldriga bestånd av tall och med stort inslag av äldre träd bör undantas från skoglig produktion (SLU Artdatabanken, 2024).</w:t>
+      </w:r>
+    </w:p>
+    <w:p>
+      <w:r>
+        <w:rPr>
+          <w:b/>
+        </w:rPr>
+        <w:t xml:space="preserve">Skinnlav </w:t>
+      </w:r>
+      <w:r>
+        <w:t>förekommer på diverse lövträd, främst på gammal asp och sälg. Den påträffas främst i områden med lång kontinuitet av grova lövträd och signalerar skogsmark med höga naturvärden. På lokalerna förekommer som regel ett flertal andra ovanliga eller rödlistade lavar. I likhet med gelélavarna, etablerar sig skinnlaven i skogsmark på grova aspar i sena lövsuccessioner (Nitare &amp; Skogsstyrelsen, 2019).</w:t>
+      </w:r>
+    </w:p>
+    <w:p>
+      <w:r>
+        <w:rPr>
+          <w:b/>
+        </w:rPr>
+        <w:t>Skrovellav (NT)</w:t>
+      </w:r>
+      <w:r>
+        <w:t xml:space="preserve"> växer på gamla lövträd och på klippor i gamla skogar med hög och jämn luftfuktighet. Slutavverkning av kontinuitetsskog utgör det största hotet och lavens fortsatta förekomst bör säkerställas genom att lokaler med äldre skog skyddas. I områden med mycket hög luftfuktighet kan man på bålen av skrovellav finna en sällsynt parasitsvamp med rödbruna apothecier, skrovellavsknapp </w:t>
+      </w:r>
+      <w:r>
+        <w:rPr>
+          <w:i/>
+        </w:rPr>
+        <w:t>Plectocarpon scrobiculatae</w:t>
+      </w:r>
+      <w:r>
+        <w:t xml:space="preserve"> (EN) (SLU Artdatabanken, 2024; Nitare &amp; Skogsstyrelsen, 2019).</w:t>
+      </w:r>
+    </w:p>
+    <w:p>
+      <w:r>
+        <w:rPr>
+          <w:b/>
+        </w:rPr>
+        <w:t>Ullticka (NT)</w:t>
+      </w:r>
+      <w:r>
+        <w:t xml:space="preserve"> är knuten till restbestånd av barrnaturskog och förekommer med ett tydligt optimum i orörda eller måttligt påverkade gamla granskogar där det föreligger viss kontinuitet av grov död ved. Ullticka är en bra signalart inom hela sitt utbredningsområde och i södra Sverige är den sällsynt och en god signalart för skyddsvärda granskogsmiljöer. Den hotas av avverkning och fragmentering av naturskog och äldre granskog med lång trädkontinuitet. På ullticka kan ibland ulltickeporing (VU) påträffas - det är en sällsynt ticka som nyligen delats upp i tre olika arter: </w:t>
+      </w:r>
+      <w:r>
+        <w:rPr>
+          <w:i/>
+        </w:rPr>
+        <w:t xml:space="preserve">Skeletocutis brevispora </w:t>
+      </w:r>
+      <w:r>
+        <w:t>(ulltickeporing)</w:t>
+      </w:r>
+      <w:r>
+        <w:rPr>
+          <w:i/>
+        </w:rPr>
+        <w:t>, Skeletocutis delicata och Skeletocutis exilis</w:t>
+      </w:r>
+      <w:r>
+        <w:t>. De två sistnämnda arterna står för närvarande (2020) som ej bedömda i rödlistan (SLU Artdatabanken, 2024; Nitare &amp; Skogsstyrelsen, 2019; Miettinen &amp; Niemelä, 2018).</w:t>
+      </w:r>
+    </w:p>
+    <w:p>
+      <w:r>
+        <w:rPr>
+          <w:b/>
+        </w:rPr>
+        <w:t>Vedflamlav (NT)</w:t>
+      </w:r>
+      <w:r>
+        <w:t xml:space="preserve"> växer på gammal hård och torr, exponerad kärnved av tall, främst på högstubbar i ljusöppna lägen, t.ex. vid och på myrar, sjökanter, i glesa hällmarkskogar och i brandpräglade tallnaturskogar. Substratet nyskapas i begränsad omfattning och arten är en utmärkt indikator på höga naturvärden i denna skogstyp. Tall- och barrblandskogar med naturskogskaraktär och spår av bränder har ofta höga biologiska värden och bör skyddas (SLU Artdatabanken, 2024).</w:t>
+      </w:r>
+    </w:p>
+    <w:p>
+      <w:r>
+        <w:rPr>
+          <w:b/>
+        </w:rPr>
+        <w:t>Vedskivlav (NT)</w:t>
+      </w:r>
+      <w:r>
+        <w:t xml:space="preserve"> växer på gammal, torr, exponerad, hård kärnved av framförallt tall i naturskogsartade bestånd. Avverkning av tallskog av naturskogskaraktär med spår av återkommande bränder är ett hot. Mängden lämplig ved att växa på för vedskivlav minskar, dels på grund av naturlig nedbrytning men framförallt på grund av att de förstörs i samband med slutavverkningar, gallringar och markberedning. Tall- och blandbarrskogar av naturskogskaraktär med spår av återkommande bränder bör skyddas (SLU Artdatabanken, 2024).</w:t>
+      </w:r>
+    </w:p>
+    <w:p>
+      <w:r>
+        <w:rPr>
+          <w:b/>
+        </w:rPr>
+        <w:t xml:space="preserve">Vedtrappmossa (NT) </w:t>
+      </w:r>
+      <w:r>
+        <w:t>växer på död ved, främst i gammal granskog. Den förekommer knappast alls i fjällnära barrskogar utan finns i skogslandskapet nedom fjällen och framför allt i landets södra delar är den en mycket bra signalart för barrnaturskog med höga naturvärden. Skogsavverkning och brist på grov död ved i skogen är de allvarligaste hoten och den överlever inte kalhyggesbruk. Lokaler med sluten granskog, tillräckligt stora för att säkerställa ett kontinuerligt tillskott på grova lågor, bör undantas från storskaligt skogsbruk (SLU Artdatabanken, 2024).</w:t>
+      </w:r>
+    </w:p>
+    <w:p>
+      <w:r>
+        <w:rPr>
+          <w:b/>
+        </w:rPr>
+        <w:t>Vitgrynig nållav (NT)</w:t>
+      </w:r>
+      <w:r>
+        <w:t xml:space="preserve"> växer nästan uteslutande på bark av gamla, senvuxna granar i skuggiga lägen med hög och jämn luftfuktighet. Den vanligaste naturtypen för arten är kontinuitetsskogar på frisk mark men den finns också i sumpgranskogar. På lång sikt utgör avverkningar av olikåldriga granskogar av naturskogskaraktär ett allvarligt hot mot arten och skogsbruksåtgärder på eller i närheten av växtplatserna bör undvikas. Naturskogsartade, fuktiga granskogar med förekomster av arten signalerar höga biologiska värden och bör bevaras (SLU Artdatabanken, 2024; Nitare &amp; Skogsstyrelsen, 2019).</w:t>
       </w:r>
     </w:p>
     <w:p>
@@ -262,6 +487,49 @@
         <w:pStyle w:val="Heading1"/>
       </w:pPr>
       <w:r>
+        <w:t>Fridlysta arter</w:t>
+      </w:r>
+    </w:p>
+    <w:p>
+      <w:r>
+        <w:t>Följande fridlysta arter har sina livsmiljöer och växtplatser i den avverkningsanmälda skogen: tretåig hackspett (NT, §4).</w:t>
+      </w:r>
+    </w:p>
+    <w:p>
+      <w:r>
+        <w:t xml:space="preserve">Observera att medlemsländerna är skyldiga att agera i enlighet med EU:s fågeldirektiv där det uttryckligen står att direktivet gäller för fåglar samt för deras ägg, bon och </w:t>
+      </w:r>
+      <w:r>
+        <w:rPr>
+          <w:b/>
+        </w:rPr>
+        <w:t xml:space="preserve">livsmiljöer </w:t>
+      </w:r>
+      <w:r>
+        <w:t>(artikel 1). Vidare att de åtgärder som vidtas inte får leda till en försämring av den nuvarande situationen beträffande bevarandet av de fågelarter som avses i artikel 1 (artikel 13). Fågeldirektivet är styrande för tillsynsansvariga myndigheters ärendehantering, ställningstaganden och beslutsfattande.</w:t>
+      </w:r>
+    </w:p>
+    <w:p>
+      <w:r>
+        <w:rPr>
+          <w:b/>
+        </w:rPr>
+        <w:t>Tretåig hackspett (NT, §4)</w:t>
+      </w:r>
+      <w:r>
+        <w:t xml:space="preserve"> är rödlistad som nära hotad och ingår i bilaga 1 i EU:s fågeldirektiv. Tretåig hackspett är för sin överlevnad beroende av kontinuerlig tillförsel av äldre döende och död ved, som sker genom naturliga självgallringsprocesser i äldre grannaturskogar och barrblandade naturskogar. Om en skog genom skogsbruk gallras eller glesas ur så upphör och uteblir i stort sett den naturliga självgallringsprocessen för mycket lång tid framöver vilket omöjliggör upprätthållandet av den kontinuerliga ekologiska funktionen i ett område. Det finns studier som visar att naturskogens självgallringsprocess som den tretåiga hackspetten är beroende av, inte kan ersättas med efterlämnad hänsyn i skogsbruket (Imbeau &amp; Desrochers, 2002). Storleken på häckningsreviret varierar med skogstypen, förekomsten av död ved och graden av fragmentering, men är i allmänhet i storleksordningen 25–100 hektar. Vintertid krävs ofta betydligt större områden och det finns studier som antyder att arten behöver minst 100 hektar äldre skog. I områden med låg bonitet kan det behövas över 200 hektar lämpligt habitat för att ett par ska kunna reproducera sig. Områden med dokumenterad permanent förekomst i naturskogsmiljöer har vanligen så stora naturvärden att skogsbruk är olämpligt (Skogsstyrelsen, 2016).</w:t>
+      </w:r>
+    </w:p>
+    <w:p>
+      <w:r>
+        <w:t>I BILAGA 1 finns mer detaljerad information om ekologi samt krav på livsmiljö hos fridlysta arter.</w:t>
+      </w:r>
+    </w:p>
+    <w:p>
+      <w:pPr>
+        <w:pStyle w:val="Heading1"/>
+      </w:pPr>
+      <w:r>
         <w:t>Certifiering</w:t>
       </w:r>
     </w:p>
@@ -309,6 +577,22 @@
       <w:r>
         <w:t>I den avverkningsanmälda skogen har fridlysta arter sina livsmiljöer och växtplatser. Att skada de fridlysta arternas livsmiljöer, växtplatser eller ekologiska funktion är inte tillåtet enligt artskyddsförordningen.</w:t>
       </w:r>
+      <w:r>
+        <w:rPr>
+          <w:i/>
+        </w:rPr>
+        <w:t xml:space="preserve"> EU:s medlemsländer och skogsbolag är skyldiga att agera i enlighet med EU:s fågeldirektiv där det uttryckligen står att direktivet gäller för fåglar samt för deras ägg, bon och </w:t>
+      </w:r>
+      <w:r>
+        <w:rPr>
+          <w:b/>
+          <w:i/>
+        </w:rPr>
+        <w:t xml:space="preserve">livsmiljöer </w:t>
+      </w:r>
+      <w:r>
+        <w:t>(artikel 1). Vidare att de åtgärder som vidtas inte får leda till en försämring av den nuvarande situationen beträffande bevarandet av de fågelarter som avses i artikel 1 (artikel 13).</w:t>
+      </w:r>
     </w:p>
     <w:p>
       <w:r>
@@ -326,10 +610,18 @@
         <w:rPr>
           <w:b/>
         </w:rPr>
-        <w:t xml:space="preserve">6.4.3 </w:t>
-      </w:r>
-      <w:r>
-        <w:t>Bevarandeåtgärder genomförs för de kända förekomster av rödlistade arter som påverkas av skogsbruk.</w:t>
+        <w:t xml:space="preserve">6.4.1 </w:t>
+      </w:r>
+      <w:r>
+        <w:t>Följande biotoper undantas från alla skogsbruksåtgärder, förutom åtgärder påkallade för att bevara eller främja biotopens naturliga eller hävdbetingade biologiska mångfald:</w:t>
+      </w:r>
+    </w:p>
+    <w:p>
+      <w:pPr>
+        <w:ind w:left="357"/>
+      </w:pPr>
+      <w:r>
+        <w:t>b) nyckelbiotoper enligt Skogsstyrelsens definition och metod (1995)</w:t>
       </w:r>
     </w:p>
     <w:p>
@@ -347,7 +639,36 @@
         <w:rPr>
           <w:i/>
         </w:rPr>
-        <w:t>I det avverkningsanmälda skogsområdet har 1 naturvårdsarter varav 1 rödlistade arter sina livsmiljöer och växtplatser.</w:t>
+        <w:t>I det avverkningsanmälda skogsområdet har 22 rödlistade arter och signalarter påträffats. Detta ska jämföras med Skogsstyrelsens uppföljning 2017 av nyckelbiotoper som visade att man i genomsnitt hittar 20,6 olika rödlistade arter och signalarter i en nyckelbiotop (Wijk, S. 2017. Biologisk mångfald i nyckelbiotoper – Resultat från inventeringen “Uppföljning biologisk mångfald” 2009–2015. Rapport 4/2017 Skogsstyrelsen, Jönköping).</w:t>
+      </w:r>
+    </w:p>
+    <w:p>
+      <w:r>
+        <w:rPr>
+          <w:b/>
+        </w:rPr>
+        <w:t xml:space="preserve">6.4.3 </w:t>
+      </w:r>
+      <w:r>
+        <w:t>Bevarandeåtgärder genomförs för de kända förekomster av rödlistade arter som påverkas av skogsbruk.</w:t>
+      </w:r>
+    </w:p>
+    <w:p>
+      <w:pPr>
+        <w:pStyle w:val="ListBullet"/>
+      </w:pPr>
+      <w:r>
+        <w:rPr>
+          <w:b/>
+          <w:i/>
+        </w:rPr>
+        <w:t xml:space="preserve">Kommentar: </w:t>
+      </w:r>
+      <w:r>
+        <w:rPr>
+          <w:i/>
+        </w:rPr>
+        <w:t>I det avverkningsanmälda skogsområdet har 22 naturvårdsarter varav 19 rödlistade arter sina livsmiljöer och växtplatser.</w:t>
       </w:r>
     </w:p>
     <w:p>
@@ -532,6 +853,265 @@
           <w:i/>
         </w:rPr>
         <w:t>I den avverkningsanmälda skogen har fridlysta arter sina livsmiljöer och växtplatser. Att skada de fridlysta arternas livsmiljöer, växtplatser eller ekologiska funktion är inte tillåtet enligt artskyddsförordningen</w:t>
+      </w:r>
+    </w:p>
+    <w:p>
+      <w:r>
+        <w:br w:type="page"/>
+      </w:r>
+    </w:p>
+    <w:p>
+      <w:pPr>
+        <w:pStyle w:val="Title"/>
+      </w:pPr>
+      <w:r>
+        <w:t>BILAGA 1 –</w:t>
+        <w:br/>
+        <w:t>Fridlysta och rödlistade arter</w:t>
+      </w:r>
+    </w:p>
+    <w:p>
+      <w:pPr>
+        <w:pStyle w:val="Heading1"/>
+      </w:pPr>
+      <w:r>
+        <w:t>Lunglav – ekologi samt krav på livsmiljön</w:t>
+      </w:r>
+    </w:p>
+    <w:p>
+      <w:r>
+        <w:t>Lunglav (NT) är en av vårt lands främsta signalarter som överallt indikerar gamla lövträd, skogsbestånd med höga naturvärden och ekosystem med lång skoglig kontinuitet. Lokalt kan förekomsten vara mycket riklig men den hittas nästan enbart i gamla och ej slutavverkade skogar. Artens samtliga förekomster bör uppmärksammas från naturvårdssynpunkt, då många lokaler även hyser andra ovanliga och rödlistade arter. Rikliga förekomster bör skyddas med biotopskydd, frivilliga avsättningar eller reservat (SLU Artdatabanken, 2024; Nitare &amp; Skogsstyrelsen, 2019).</w:t>
+      </w:r>
+    </w:p>
+    <w:p>
+      <w:r>
+        <w:t xml:space="preserve">På lunglav kan man sällsynt finna små svarta skivlika bildningar som liknar apothecier men som är en parasitisk svamp, Lunglavsknapp </w:t>
+      </w:r>
+      <w:r>
+        <w:rPr>
+          <w:i/>
+        </w:rPr>
+        <w:t>Plectocarpon lichenum</w:t>
+      </w:r>
+      <w:r>
+        <w:t xml:space="preserve"> (VU). Det finns ytterligare två rödlistade parasiter vilka bara förekommer på lunglav, Skrovelmössing </w:t>
+      </w:r>
+      <w:r>
+        <w:rPr>
+          <w:i/>
+        </w:rPr>
+        <w:t>Dactylospora lobariella</w:t>
+      </w:r>
+      <w:r>
+        <w:t xml:space="preserve"> (rödlistad som Kunskapsbrist DD) och Lunglavshårprick </w:t>
+      </w:r>
+      <w:r>
+        <w:rPr>
+          <w:i/>
+        </w:rPr>
+        <w:t>Niesslia lobariae</w:t>
+      </w:r>
+      <w:r>
+        <w:t xml:space="preserve"> (rödlistad som Kunskapsbrist DD). Skrovelmössing (DD) har små svarta apothecier och bruna, 1-septerade sporer och Lunglavshårprick (DD) har brunhåriga perithecier och färglösa, 1-septerade sporer (SLU Artdatabanken, 2024; Nitare &amp; Skogsstyrelsen, 2019).</w:t>
+      </w:r>
+    </w:p>
+    <w:p>
+      <w:pPr>
+        <w:pStyle w:val="Heading2"/>
+      </w:pPr>
+      <w:r>
+        <w:t>Referenser – lunglav</w:t>
+      </w:r>
+    </w:p>
+    <w:p>
+      <w:r>
+        <w:t xml:space="preserve">Nitare, J. och Skogsstyrelsen, 2019. </w:t>
+      </w:r>
+      <w:r>
+        <w:rPr>
+          <w:i/>
+        </w:rPr>
+        <w:t xml:space="preserve">Skyddsvärd skog – Naturvårdsarter och andra kriterier för naturvärdesbedömning. </w:t>
+      </w:r>
+      <w:r>
+        <w:t>Skogsstyrelsen.</w:t>
+      </w:r>
+    </w:p>
+    <w:p>
+      <w:r>
+        <w:t xml:space="preserve">SLU Artdatabanken, 2024. </w:t>
+      </w:r>
+      <w:r>
+        <w:rPr>
+          <w:i/>
+        </w:rPr>
+        <w:t xml:space="preserve">Artfaktablad. Naturvård – artfakta. </w:t>
+      </w:r>
+      <w:r>
+        <w:t>SLU Artdatabanken, Uppsala.</w:t>
+      </w:r>
+    </w:p>
+    <w:p>
+      <w:pPr>
+        <w:pStyle w:val="Heading1"/>
+      </w:pPr>
+      <w:r>
+        <w:t>Tretåig hackspett – ekologi samt krav på livsmiljön</w:t>
+      </w:r>
+    </w:p>
+    <w:p>
+      <w:r>
+        <w:t xml:space="preserve">Tretåig hackspett (NT) är fridlyst enligt §4 Artskyddsförordningen och finns med som prioriterad art i Skogsstyrelsen vägledning för skogsbruket (bilaga 4 till SVL). I vägledningen står bland annat att: </w:t>
+      </w:r>
+      <w:r>
+        <w:rPr>
+          <w:i/>
+        </w:rPr>
+        <w:t xml:space="preserve">“Tretåig hackspett har stora arealkrav och höga krav på sin livsmiljö. Omdaningen av naturskogar till kulturskogar medför en förlust av viktiga miljöer, något som förstärks av ökad fragmentering till följd av avverkningar.” </w:t>
+      </w:r>
+      <w:r>
+        <w:t xml:space="preserve">Vidare att: </w:t>
+      </w:r>
+      <w:r>
+        <w:rPr>
+          <w:i/>
+        </w:rPr>
+        <w:t>“Områden med dokumenterad permanent förekomst i naturskogsmiljöer har vanligen så stora naturvärden att skogsbruk är olämpligt”.</w:t>
+      </w:r>
+    </w:p>
+    <w:p>
+      <w:r>
+        <w:t>Tretåig hackspett är beroende av större sammanhängande naturskogar med kontinuerlig tillgång och nybildning av död ved och fragmentering av livsmiljöerna utgör ett stort hot mot arten (se exempelvis Stachura-Skierczynska et al., 2009; Wesolowski et al., 2005; Butler et al., 2004; Pakkala et al., 2002; Amcoff et al., 1996; Virkkala, 1991). Det finns studier som visar att naturskogens självgallringsprocess som den tretåiga hackspetten är beroende av, inte kan ersättas med efterlämnad hänsyn i skogsbruket (Imbeau &amp; Desrochers, 2002).</w:t>
+      </w:r>
+    </w:p>
+    <w:p>
+      <w:r>
+        <w:t>Permanenta revir av tretåig hackspett karaktäriseras ofta av artens typiska ringformigt ordnade hackmärken på framför allt gamla granar. För att säkerställa att inte revir av tretåig hackspett drabbas av avverkningsplanerna bör en inventering göras i området både under häckningstid och under vintern, då arten utnyttjar betydligt större områden än under sommarens häckningsrevir. Storleken på häckningsreviret varierar med skogstypen, förekomsten av död ved och graden av fragmentering, men är i allmänhet i storleksordningen 25–100 hektar.</w:t>
+      </w:r>
+    </w:p>
+    <w:p>
+      <w:r>
+        <w:t>Förutom fridlysning enligt §4 Artskyddsförordningen är tretåig hackspett även förtecknad i EU:s fågeldirektiv bilaga 1. Den ingår också i Natura 2000 och är förtecknad i Bernkonventionen bilaga II (strikt skyddade djurarter).</w:t>
+      </w:r>
+    </w:p>
+    <w:p>
+      <w:pPr>
+        <w:pStyle w:val="Heading2"/>
+      </w:pPr>
+      <w:r>
+        <w:t>Referenser – tretåig hackspett</w:t>
+      </w:r>
+    </w:p>
+    <w:p>
+      <w:r>
+        <w:t xml:space="preserve">Amcoff, M. &amp; Eriksson, P. 1996. </w:t>
+      </w:r>
+      <w:r>
+        <w:rPr>
+          <w:i/>
+        </w:rPr>
+        <w:t xml:space="preserve">Förekomst av tretåig hackspett Picoides tridactylus på bestånds- och landskapsnivå. </w:t>
+      </w:r>
+      <w:r>
+        <w:t>Ornis Svecica 6: 107–119</w:t>
+      </w:r>
+    </w:p>
+    <w:p>
+      <w:r>
+        <w:t xml:space="preserve">Butler, R., Angelstam, P., Ekelund, P. &amp; Schlaeffer, R. 2004. </w:t>
+      </w:r>
+      <w:r>
+        <w:rPr>
+          <w:i/>
+        </w:rPr>
+        <w:t xml:space="preserve">Dead wood threshold values for the three-toed woodpecker presence in boreal and sub-Alpine forest. </w:t>
+      </w:r>
+      <w:r>
+        <w:t>Biological conservation 119(3): 305–318</w:t>
+      </w:r>
+    </w:p>
+    <w:p>
+      <w:r>
+        <w:t xml:space="preserve">Imbeau, L. &amp; Desrochers, A. 2002. </w:t>
+      </w:r>
+      <w:r>
+        <w:rPr>
+          <w:i/>
+        </w:rPr>
+        <w:t xml:space="preserve">Foraging Ecology and Use of Drumming Trees by Three-Toed Woodpeckers. </w:t>
+      </w:r>
+      <w:r>
+        <w:t>The Journal of Wildlife Management. Vol. 66, No. 1 (Jan., 2002), pp. 222–231.</w:t>
+      </w:r>
+    </w:p>
+    <w:p>
+      <w:r>
+        <w:t xml:space="preserve">Pakkala, T., Hanski, I. &amp; Tomppo, E. 2002. </w:t>
+      </w:r>
+      <w:r>
+        <w:rPr>
+          <w:i/>
+        </w:rPr>
+        <w:t xml:space="preserve">Spatial ecology of the three-toed woodpecker in managed forest landscapes. </w:t>
+      </w:r>
+      <w:r>
+        <w:t>Silva Fennica 36(1): 279–288.</w:t>
+      </w:r>
+    </w:p>
+    <w:p>
+      <w:r>
+        <w:t xml:space="preserve">Skogsstyrelsen, 2016. </w:t>
+      </w:r>
+      <w:r>
+        <w:rPr>
+          <w:i/>
+        </w:rPr>
+        <w:t xml:space="preserve">Vägledning för hänsyn till fåglar – Tretåig hackspett. </w:t>
+      </w:r>
+      <w:r>
+        <w:t>www.skogsstyrelsen.se</w:t>
+      </w:r>
+    </w:p>
+    <w:p>
+      <w:r>
+        <w:t xml:space="preserve">Stachura-Skierczynska, K., Tumiel, T. &amp; Skierczynski, M. 2009. </w:t>
+      </w:r>
+      <w:r>
+        <w:rPr>
+          <w:i/>
+        </w:rPr>
+        <w:t xml:space="preserve">Habitat prediction model for three-toed woodpecker and its implications for the conservation of biologically valuable forests. </w:t>
+      </w:r>
+      <w:r>
+        <w:t>Forest Ecology and Management 258(5): 697–703.</w:t>
+      </w:r>
+    </w:p>
+    <w:p>
+      <w:r>
+        <w:t xml:space="preserve">Virkkala, R. 1991. </w:t>
+      </w:r>
+      <w:r>
+        <w:rPr>
+          <w:i/>
+        </w:rPr>
+        <w:t xml:space="preserve">Population trends of forest birds in a Finnish Lapland landscape of large habitat blocks – Consequences of stochastic environmental variation or regional habitat alteration. </w:t>
+      </w:r>
+      <w:r>
+        <w:t>Biological conservation 56(2): 223–240</w:t>
+      </w:r>
+    </w:p>
+    <w:p>
+      <w:r>
+        <w:t xml:space="preserve">Wesolowski, T., Czeszczewik, D. &amp; Rowinski, P. 2005. </w:t>
+      </w:r>
+      <w:r>
+        <w:rPr>
+          <w:i/>
+        </w:rPr>
+        <w:t xml:space="preserve">Effects of forest management on Three-toed Woodpecker Picoides tridactylus distribution in the Bialowieza Forest (NE Poland): conservation implications. </w:t>
+      </w:r>
+      <w:r>
+        <w:t>Acta Ornithologica 40(1): 53–60.</w:t>
       </w:r>
     </w:p>
     <w:sectPr>
@@ -662,7 +1242,7 @@
     <w:r>
       <w:tab/>
       <w:tab/>
-      <w:t>2025-06-01</w:t>
+      <w:t>2025-06-02</w:t>
       <w:br/>
       <w:br/>
     </w:r>

--- a/klagomål/A 19604-2025 FSC-klagomål.docx
+++ b/klagomål/A 19604-2025 FSC-klagomål.docx
@@ -1242,7 +1242,7 @@
     <w:r>
       <w:tab/>
       <w:tab/>
-      <w:t>2025-06-02</w:t>
+      <w:t>2025-06-03</w:t>
       <w:br/>
       <w:br/>
     </w:r>

--- a/klagomål/A 19604-2025 FSC-klagomål.docx
+++ b/klagomål/A 19604-2025 FSC-klagomål.docx
@@ -1242,7 +1242,7 @@
     <w:r>
       <w:tab/>
       <w:tab/>
-      <w:t>2025-06-03</w:t>
+      <w:t>2025-06-04</w:t>
       <w:br/>
       <w:br/>
     </w:r>

--- a/klagomål/A 19604-2025 FSC-klagomål.docx
+++ b/klagomål/A 19604-2025 FSC-klagomål.docx
@@ -1242,7 +1242,7 @@
     <w:r>
       <w:tab/>
       <w:tab/>
-      <w:t>2025-06-04</w:t>
+      <w:t>2025-06-05</w:t>
       <w:br/>
       <w:br/>
     </w:r>

--- a/klagomål/A 19604-2025 FSC-klagomål.docx
+++ b/klagomål/A 19604-2025 FSC-klagomål.docx
@@ -1242,7 +1242,7 @@
     <w:r>
       <w:tab/>
       <w:tab/>
-      <w:t>2025-06-13</w:t>
+      <w:t>2025-06-15</w:t>
       <w:br/>
       <w:br/>
     </w:r>

--- a/klagomål/A 19604-2025 FSC-klagomål.docx
+++ b/klagomål/A 19604-2025 FSC-klagomål.docx
@@ -1242,7 +1242,7 @@
     <w:r>
       <w:tab/>
       <w:tab/>
-      <w:t>2025-06-15</w:t>
+      <w:t>2025-06-16</w:t>
       <w:br/>
       <w:br/>
     </w:r>

--- a/klagomål/A 19604-2025 FSC-klagomål.docx
+++ b/klagomål/A 19604-2025 FSC-klagomål.docx
@@ -1242,7 +1242,7 @@
     <w:r>
       <w:tab/>
       <w:tab/>
-      <w:t>2025-06-16</w:t>
+      <w:t>2025-06-17</w:t>
       <w:br/>
       <w:br/>
     </w:r>

--- a/klagomål/A 19604-2025 FSC-klagomål.docx
+++ b/klagomål/A 19604-2025 FSC-klagomål.docx
@@ -1242,7 +1242,7 @@
     <w:r>
       <w:tab/>
       <w:tab/>
-      <w:t>2025-06-17</w:t>
+      <w:t>2025-06-18</w:t>
       <w:br/>
       <w:br/>
     </w:r>

--- a/klagomål/A 19604-2025 FSC-klagomål.docx
+++ b/klagomål/A 19604-2025 FSC-klagomål.docx
@@ -1242,7 +1242,7 @@
     <w:r>
       <w:tab/>
       <w:tab/>
-      <w:t>2025-06-18</w:t>
+      <w:t>2025-06-19</w:t>
       <w:br/>
       <w:br/>
     </w:r>

--- a/klagomål/A 19604-2025 FSC-klagomål.docx
+++ b/klagomål/A 19604-2025 FSC-klagomål.docx
@@ -1242,7 +1242,7 @@
     <w:r>
       <w:tab/>
       <w:tab/>
-      <w:t>2025-06-19</w:t>
+      <w:t>2025-06-20</w:t>
       <w:br/>
       <w:br/>
     </w:r>

--- a/klagomål/A 19604-2025 FSC-klagomål.docx
+++ b/klagomål/A 19604-2025 FSC-klagomål.docx
@@ -1242,7 +1242,7 @@
     <w:r>
       <w:tab/>
       <w:tab/>
-      <w:t>2025-06-20</w:t>
+      <w:t>2025-06-21</w:t>
       <w:br/>
       <w:br/>
     </w:r>

--- a/klagomål/A 19604-2025 FSC-klagomål.docx
+++ b/klagomål/A 19604-2025 FSC-klagomål.docx
@@ -1242,7 +1242,7 @@
     <w:r>
       <w:tab/>
       <w:tab/>
-      <w:t>2025-06-21</w:t>
+      <w:t>2025-06-22</w:t>
       <w:br/>
       <w:br/>
     </w:r>

--- a/klagomål/A 19604-2025 FSC-klagomål.docx
+++ b/klagomål/A 19604-2025 FSC-klagomål.docx
@@ -1242,7 +1242,7 @@
     <w:r>
       <w:tab/>
       <w:tab/>
-      <w:t>2025-06-22</w:t>
+      <w:t>2025-06-23</w:t>
       <w:br/>
       <w:br/>
     </w:r>

--- a/klagomål/A 19604-2025 FSC-klagomål.docx
+++ b/klagomål/A 19604-2025 FSC-klagomål.docx
@@ -1242,7 +1242,7 @@
     <w:r>
       <w:tab/>
       <w:tab/>
-      <w:t>2025-06-23</w:t>
+      <w:t>2025-06-24</w:t>
       <w:br/>
       <w:br/>
     </w:r>

--- a/klagomål/A 19604-2025 FSC-klagomål.docx
+++ b/klagomål/A 19604-2025 FSC-klagomål.docx
@@ -1242,7 +1242,7 @@
     <w:r>
       <w:tab/>
       <w:tab/>
-      <w:t>2025-06-24</w:t>
+      <w:t>2025-06-25</w:t>
       <w:br/>
       <w:br/>
     </w:r>

--- a/klagomål/A 19604-2025 FSC-klagomål.docx
+++ b/klagomål/A 19604-2025 FSC-klagomål.docx
@@ -1242,7 +1242,7 @@
     <w:r>
       <w:tab/>
       <w:tab/>
-      <w:t>2025-06-25</w:t>
+      <w:t>2025-06-26</w:t>
       <w:br/>
       <w:br/>
     </w:r>

--- a/klagomål/A 19604-2025 FSC-klagomål.docx
+++ b/klagomål/A 19604-2025 FSC-klagomål.docx
@@ -1242,7 +1242,7 @@
     <w:r>
       <w:tab/>
       <w:tab/>
-      <w:t>2025-06-26</w:t>
+      <w:t>2025-06-27</w:t>
       <w:br/>
       <w:br/>
     </w:r>

--- a/klagomål/A 19604-2025 FSC-klagomål.docx
+++ b/klagomål/A 19604-2025 FSC-klagomål.docx
@@ -1242,7 +1242,7 @@
     <w:r>
       <w:tab/>
       <w:tab/>
-      <w:t>2025-06-27</w:t>
+      <w:t>2025-06-28</w:t>
       <w:br/>
       <w:br/>
     </w:r>

--- a/klagomål/A 19604-2025 FSC-klagomål.docx
+++ b/klagomål/A 19604-2025 FSC-klagomål.docx
@@ -1242,7 +1242,7 @@
     <w:r>
       <w:tab/>
       <w:tab/>
-      <w:t>2025-06-28</w:t>
+      <w:t>2025-06-29</w:t>
       <w:br/>
       <w:br/>
     </w:r>

--- a/klagomål/A 19604-2025 FSC-klagomål.docx
+++ b/klagomål/A 19604-2025 FSC-klagomål.docx
@@ -1242,7 +1242,7 @@
     <w:r>
       <w:tab/>
       <w:tab/>
-      <w:t>2025-06-29</w:t>
+      <w:t>2025-06-30</w:t>
       <w:br/>
       <w:br/>
     </w:r>

--- a/klagomål/A 19604-2025 FSC-klagomål.docx
+++ b/klagomål/A 19604-2025 FSC-klagomål.docx
@@ -1242,7 +1242,7 @@
     <w:r>
       <w:tab/>
       <w:tab/>
-      <w:t>2025-06-30</w:t>
+      <w:t>2025-07-01</w:t>
       <w:br/>
       <w:br/>
     </w:r>

--- a/klagomål/A 19604-2025 FSC-klagomål.docx
+++ b/klagomål/A 19604-2025 FSC-klagomål.docx
@@ -1242,7 +1242,7 @@
     <w:r>
       <w:tab/>
       <w:tab/>
-      <w:t>2025-07-01</w:t>
+      <w:t>2025-07-02</w:t>
       <w:br/>
       <w:br/>
     </w:r>

--- a/klagomål/A 19604-2025 FSC-klagomål.docx
+++ b/klagomål/A 19604-2025 FSC-klagomål.docx
@@ -1242,7 +1242,7 @@
     <w:r>
       <w:tab/>
       <w:tab/>
-      <w:t>2025-07-02</w:t>
+      <w:t>2025-07-03</w:t>
       <w:br/>
       <w:br/>
     </w:r>

--- a/klagomål/A 19604-2025 FSC-klagomål.docx
+++ b/klagomål/A 19604-2025 FSC-klagomål.docx
@@ -1242,7 +1242,7 @@
     <w:r>
       <w:tab/>
       <w:tab/>
-      <w:t>2025-07-03</w:t>
+      <w:t>2025-07-04</w:t>
       <w:br/>
       <w:br/>
     </w:r>

--- a/klagomål/A 19604-2025 FSC-klagomål.docx
+++ b/klagomål/A 19604-2025 FSC-klagomål.docx
@@ -1242,7 +1242,7 @@
     <w:r>
       <w:tab/>
       <w:tab/>
-      <w:t>2025-07-04</w:t>
+      <w:t>2025-07-05</w:t>
       <w:br/>
       <w:br/>
     </w:r>

--- a/klagomål/A 19604-2025 FSC-klagomål.docx
+++ b/klagomål/A 19604-2025 FSC-klagomål.docx
@@ -1242,7 +1242,7 @@
     <w:r>
       <w:tab/>
       <w:tab/>
-      <w:t>2025-07-05</w:t>
+      <w:t>2025-07-06</w:t>
       <w:br/>
       <w:br/>
     </w:r>

--- a/klagomål/A 19604-2025 FSC-klagomål.docx
+++ b/klagomål/A 19604-2025 FSC-klagomål.docx
@@ -1242,7 +1242,7 @@
     <w:r>
       <w:tab/>
       <w:tab/>
-      <w:t>2025-07-06</w:t>
+      <w:t>2025-07-07</w:t>
       <w:br/>
       <w:br/>
     </w:r>

--- a/klagomål/A 19604-2025 FSC-klagomål.docx
+++ b/klagomål/A 19604-2025 FSC-klagomål.docx
@@ -1242,7 +1242,7 @@
     <w:r>
       <w:tab/>
       <w:tab/>
-      <w:t>2025-07-07</w:t>
+      <w:t>2025-07-08</w:t>
       <w:br/>
       <w:br/>
     </w:r>

--- a/klagomål/A 19604-2025 FSC-klagomål.docx
+++ b/klagomål/A 19604-2025 FSC-klagomål.docx
@@ -353,7 +353,25 @@
         <w:t>Lunglav (NT)</w:t>
       </w:r>
       <w:r>
-        <w:t xml:space="preserve"> är en av vårt lands främsta signalarter som överallt indikerar gamla lövträd, skogsbestånd med höga naturvärden och ekosystem med lång skoglig kontinuitet. Lokalt kan förekomsten vara mycket riklig men den hittas nästan enbart i gamla och ej slutavverkade skogar. Artens samtliga förekomster bör uppmärksammas från naturvårdssynpunkt, då många lokaler även hyser andra ovanliga och rödlistade arter. Rikliga förekomster bör skyddas med biotopskydd, frivilliga avsättningar eller reservat (SLU Artdatabanken, 2024; Nitare &amp; Skogsstyrelsen, 2019).</w:t>
+        <w:t xml:space="preserve"> är en av vårt lands främsta signalarter som överallt indikerar gamla lövträd, skogsbestånd med höga naturvärden och ekosystem med lång skoglig kontinuitet. Lokalt kan förekomsten vara mycket riklig men den hittas nästan enbart i gamla och ej slutavverkade skogar. Artens samtliga förekomster bör uppmärksammas från naturvårdssynpunkt, då många lokaler även hyser andra ovanliga och rödlistade arter. Rikliga förekomster bör skyddas med biotopskydd, frivilliga avsättningar eller reservat. Det finns ett antal sällsynta lavparasiter som växer på lunglav: lunglavsknapp (VU), skrovelmössing (DD), lunglavshårprick (DD), </w:t>
+      </w:r>
+      <w:r>
+        <w:rPr>
+          <w:i/>
+        </w:rPr>
+        <w:t>Calycina alstrupii</w:t>
+      </w:r>
+      <w:r>
+        <w:t xml:space="preserve"> (NA) och </w:t>
+      </w:r>
+      <w:r>
+        <w:rPr>
+          <w:i/>
+        </w:rPr>
+        <w:t>Chalara lobariae</w:t>
+      </w:r>
+      <w:r>
+        <w:t xml:space="preserve"> (NA) (SLU Artdatabanken, 2025; SLU Artdatabanken, 2024; Nitare &amp; Skogsstyrelsen, 2019).</w:t>
       </w:r>
     </w:p>
     <w:p>
@@ -894,7 +912,7 @@
         <w:t>Plectocarpon lichenum</w:t>
       </w:r>
       <w:r>
-        <w:t xml:space="preserve"> (VU). Det finns ytterligare två rödlistade parasiter vilka bara förekommer på lunglav, Skrovelmössing </w:t>
+        <w:t xml:space="preserve"> (VU). Det finns ytterligare ett antal parasiter vilka bara förekommer på lunglav: Skrovelmössing </w:t>
       </w:r>
       <w:r>
         <w:rPr>
@@ -912,7 +930,25 @@
         <w:t>Niesslia lobariae</w:t>
       </w:r>
       <w:r>
-        <w:t xml:space="preserve"> (rödlistad som Kunskapsbrist DD). Skrovelmössing (DD) har små svarta apothecier och bruna, 1-septerade sporer och Lunglavshårprick (DD) har brunhåriga perithecier och färglösa, 1-septerade sporer (SLU Artdatabanken, 2024; Nitare &amp; Skogsstyrelsen, 2019).</w:t>
+        <w:t xml:space="preserve"> (rödlistad som Kunskapsbrist DD). Skrovelmössing (DD) har små svarta apothecier och bruna, 1-septerade sporer och Lunglavshårprick (DD) har brunhåriga perithecier och färglösa, 1-septerade sporer. Nyligen har ytterligare två lavparasiter påträffats i Sverige som växer på lunglav: </w:t>
+      </w:r>
+      <w:r>
+        <w:rPr>
+          <w:i/>
+        </w:rPr>
+        <w:t>Calycina alstrupii</w:t>
+      </w:r>
+      <w:r>
+        <w:t xml:space="preserve"> (NA) och </w:t>
+      </w:r>
+      <w:r>
+        <w:rPr>
+          <w:i/>
+        </w:rPr>
+        <w:t>Chalara lobariae</w:t>
+      </w:r>
+      <w:r>
+        <w:t xml:space="preserve"> (NA) (SLU Artdatabanken, 2025; SLU Artdatabanken, 2024; Nitare &amp; Skogsstyrelsen, 2019).</w:t>
       </w:r>
     </w:p>
     <w:p>
@@ -949,6 +985,20 @@
       </w:r>
       <w:r>
         <w:t>SLU Artdatabanken, Uppsala.</w:t>
+      </w:r>
+    </w:p>
+    <w:p>
+      <w:r>
+        <w:t xml:space="preserve">SLU Artdatabanken, 2025. </w:t>
+      </w:r>
+      <w:r>
+        <w:rPr>
+          <w:i/>
+        </w:rPr>
+        <w:t xml:space="preserve">Över 20 nya lavparasiter för Sverige. </w:t>
+      </w:r>
+      <w:r>
+        <w:t>https://www.slu.se/artdatabanken/arter-och-natur/artiklar/over-20-nya-lavparasiter-for-sverige/</w:t>
       </w:r>
     </w:p>
     <w:p>
@@ -1242,7 +1292,7 @@
     <w:r>
       <w:tab/>
       <w:tab/>
-      <w:t>2025-07-08</w:t>
+      <w:t>2025-07-09</w:t>
       <w:br/>
       <w:br/>
     </w:r>

--- a/klagomål/A 19604-2025 FSC-klagomål.docx
+++ b/klagomål/A 19604-2025 FSC-klagomål.docx
@@ -1292,7 +1292,7 @@
     <w:r>
       <w:tab/>
       <w:tab/>
-      <w:t>2025-07-09</w:t>
+      <w:t>2025-07-11</w:t>
       <w:br/>
       <w:br/>
     </w:r>

--- a/klagomål/A 19604-2025 FSC-klagomål.docx
+++ b/klagomål/A 19604-2025 FSC-klagomål.docx
@@ -1292,7 +1292,7 @@
     <w:r>
       <w:tab/>
       <w:tab/>
-      <w:t>2025-07-11</w:t>
+      <w:t>2025-07-12</w:t>
       <w:br/>
       <w:br/>
     </w:r>

--- a/klagomål/A 19604-2025 FSC-klagomål.docx
+++ b/klagomål/A 19604-2025 FSC-klagomål.docx
@@ -1292,7 +1292,7 @@
     <w:r>
       <w:tab/>
       <w:tab/>
-      <w:t>2025-08-06</w:t>
+      <w:t>2025-08-09</w:t>
       <w:br/>
       <w:br/>
     </w:r>
